--- a/hp/Math_Inquirers_Readiness_Tracker_and_Screening_Set.docx
+++ b/hp/Math_Inquirers_Readiness_Tracker_and_Screening_Set.docx
@@ -3904,7 +3904,7 @@
         <w:pStyle w:val="ListBullet"/>
       </w:pPr>
       <w:r>
-        <w:t>Then ask the extension question once. A good answer earns a star (★). Stars show how far the child can stretch.</w:t>
+        <w:t>Then ask the extension question once. A good answer earns a star. Stars show how far the child can stretch.</w:t>
       </w:r>
     </w:p>
     <w:p>
@@ -4013,7 +4013,7 @@
                 <w:b/>
                 <w:sz w:val="20"/>
               </w:rPr>
-              <w:t>Extension (★)</w:t>
+              <w:t>Extension (star)</w:t>
             </w:r>
           </w:p>
         </w:tc>

--- a/hp/Math_Inquirers_Readiness_Tracker_and_Screening_Set.docx
+++ b/hp/Math_Inquirers_Readiness_Tracker_and_Screening_Set.docx
@@ -20,7 +20,7 @@
           <w:b w:val="0"/>
           <w:i w:val="0"/>
         </w:rPr>
-        <w:t>Who is ready to go further? We look at how a child thinks, not only the score. Tick after each lesson (30 seconds per child).</w:t>
+        <w:t>How is each child thinking? We look at how a child thinks, not only the score. These notes are for tutors only: never show them to children or share them between families. Tick after each lesson (30 seconds per child).</w:t>
       </w:r>
     </w:p>
     <w:p>
@@ -142,7 +142,7 @@
               <w:rPr>
                 <w:sz w:val="20"/>
               </w:rPr>
-              <w:t>Solved a Challenge question alone</w:t>
+              <w:t>Solved a Go further question alone</w:t>
             </w:r>
           </w:p>
         </w:tc>
@@ -3634,7 +3634,7 @@
         <w:pStyle w:val="ListBullet"/>
       </w:pPr>
       <w:r>
-        <w:t>3 or 4 in at least 3 lessons: invite to the Challenge Group and give the Screening Set below.</w:t>
+        <w:t>3 or 4 in at least 3 lessons: remind the child that Go further and the Investigation are theirs to choose, and invite the whole group to a short challenge session open to all. The Go further puzzle set below is for any child who would like it.</w:t>
       </w:r>
     </w:p>
     <w:p>
@@ -3666,7 +3666,7 @@
         <w:pStyle w:val="ListBullet"/>
       </w:pPr>
       <w:r>
-        <w:t>Use this to guide extra challenge, not to label a child. Do not share rankings between families.</w:t>
+        <w:t>Use this only to decide what to offer next, never to label or group a child. Do not share rankings between families.</w:t>
       </w:r>
     </w:p>
     <w:p>
@@ -3688,7 +3688,7 @@
           <w:rFonts w:ascii="Calibri" w:hAnsi="Calibri"/>
           <w:color w:val="1B2A49"/>
         </w:rPr>
-        <w:t>Challenge Screening Set: child sheet</w:t>
+        <w:t>Go further puzzle set: child sheet</w:t>
       </w:r>
     </w:p>
     <w:p>
@@ -3805,7 +3805,7 @@
           <w:b/>
           <w:i w:val="0"/>
         </w:rPr>
-        <w:t>6. A triangle has 4 lines drawn from the top corner to the bottom. How many triangles are there? Follow the pattern 3, 6, 10 … What would 5 lines give?</w:t>
+        <w:t>6. A big triangle has lines drawn from its top corner to the bottom. With 1 line there are 3 triangles, with 2 lines 6, with 3 lines 10. How many triangles with 4 lines? With 5 lines? Draw it to check.</w:t>
       </w:r>
     </w:p>
     <w:p>
@@ -3872,7 +3872,7 @@
           <w:rFonts w:ascii="Calibri" w:hAnsi="Calibri"/>
           <w:color w:val="1B2A49"/>
         </w:rPr>
-        <w:t>Screening Set: tutor guide and answer key</w:t>
+        <w:t>Go further puzzle set: tutor guide and answer key</w:t>
       </w:r>
     </w:p>
     <w:p>
@@ -3912,7 +3912,7 @@
         <w:pStyle w:val="ListBullet"/>
       </w:pPr>
       <w:r>
-        <w:t>Total out of 16. As a guide, 12 or more with 3 or more stars suggests a child who would enjoy olympiad-style problems. Combine this with the lesson tracker; neither alone decides.</w:t>
+        <w:t>Total out of 16. As a guide, 12 or more with 3 or more stars suggests a child who would enjoy more open puzzles. Use it only to choose what to offer next, never to label a child. Combine it with the lesson tracker; neither alone decides.</w:t>
       </w:r>
     </w:p>
     <w:p>
@@ -3920,7 +3920,7 @@
         <w:pStyle w:val="ListBullet"/>
       </w:pPr>
       <w:r>
-        <w:t>These problems use the same kinds of thinking that later maths olympiad papers reward: patterns, listing in order, working backwards and logic. This set is not an official test and is not linked to any school or MOE programme.</w:t>
+        <w:t>These problems practise patterns, listing in order, working backwards and logic. This set is not an official test and is not linked to any school or MOE programme.</w:t>
       </w:r>
     </w:p>
     <w:tbl>
@@ -4421,7 +4421,7 @@
               <w:rPr>
                 <w:sz w:val="20"/>
               </w:rPr>
-              <w:t>A triangle has 4 lines drawn from the top corner to the bottom. How many triangles are there? Follow the pattern 3, 6, 10 … What would 5 lines give?</w:t>
+              <w:t>A big triangle has lines drawn from its top corner to the bottom. With 1 line there are 3 triangles, with 2 lines 6, with 3 lines 10. How many triangles with 4 lines? With 5 lines? Draw it to check.</w:t>
             </w:r>
           </w:p>
         </w:tc>
@@ -4439,7 +4439,7 @@
               <w:rPr>
                 <w:sz w:val="20"/>
               </w:rPr>
-              <w:t>15 triangles with 4 lines, and 21 with 5 lines (add 2, 3, 4, 5, 6 each time).</w:t>
+              <w:t>15 triangles with 4 lines and 21 with 5 lines. The number added grows by 1 each time: 3, 6, 10, 15, 21 (+3, +4, +5, +6). Check by drawing: count the small triangles first, then the bigger ones made of 2, 3 … small ones.</w:t>
             </w:r>
           </w:p>
         </w:tc>
